--- a/public/media/demoicon.docx
+++ b/public/media/demoicon.docx
@@ -6,7 +6,72 @@
     <w:p/>
     <w:p/>
     <w:p/>
+    <w:p/>
     <w:p>
+      <w:r>
+        <w:drawing>
+          <wp:anchor distT="0" distB="0" distL="114300" distR="114300" simplePos="0" relativeHeight="251658239" behindDoc="0" locked="0" layoutInCell="1" allowOverlap="1" wp14:anchorId="3A2FDC39" wp14:editId="59F1349B">
+            <wp:simplePos x="0" y="0"/>
+            <wp:positionH relativeFrom="margin">
+              <wp:posOffset>205740</wp:posOffset>
+            </wp:positionH>
+            <wp:positionV relativeFrom="paragraph">
+              <wp:posOffset>509905</wp:posOffset>
+            </wp:positionV>
+            <wp:extent cx="4847590" cy="4434205"/>
+            <wp:effectExtent l="0" t="0" r="0" b="4445"/>
+            <wp:wrapSquare wrapText="bothSides"/>
+            <wp:docPr id="716777804" name="Picture 3"/>
+            <wp:cNvGraphicFramePr>
+              <a:graphicFrameLocks xmlns:a="http://schemas.openxmlformats.org/drawingml/2006/main" noChangeAspect="1"/>
+            </wp:cNvGraphicFramePr>
+            <a:graphic xmlns:a="http://schemas.openxmlformats.org/drawingml/2006/main">
+              <a:graphicData uri="http://schemas.openxmlformats.org/drawingml/2006/picture">
+                <pic:pic xmlns:pic="http://schemas.openxmlformats.org/drawingml/2006/picture">
+                  <pic:nvPicPr>
+                    <pic:cNvPr id="0" name="Picture 6"/>
+                    <pic:cNvPicPr>
+                      <a:picLocks noChangeAspect="1" noChangeArrowheads="1"/>
+                    </pic:cNvPicPr>
+                  </pic:nvPicPr>
+                  <pic:blipFill>
+                    <a:blip r:embed="rId4">
+                      <a:extLst>
+                        <a:ext uri="{28A0092B-C50C-407E-A947-70E740481C1C}">
+                          <a14:useLocalDpi xmlns:a14="http://schemas.microsoft.com/office/drawing/2010/main" val="0"/>
+                        </a:ext>
+                      </a:extLst>
+                    </a:blip>
+                    <a:srcRect/>
+                    <a:stretch>
+                      <a:fillRect/>
+                    </a:stretch>
+                  </pic:blipFill>
+                  <pic:spPr bwMode="auto">
+                    <a:xfrm>
+                      <a:off x="0" y="0"/>
+                      <a:ext cx="4847590" cy="4434205"/>
+                    </a:xfrm>
+                    <a:prstGeom prst="rect">
+                      <a:avLst/>
+                    </a:prstGeom>
+                    <a:noFill/>
+                    <a:ln>
+                      <a:noFill/>
+                    </a:ln>
+                  </pic:spPr>
+                </pic:pic>
+              </a:graphicData>
+            </a:graphic>
+            <wp14:sizeRelH relativeFrom="page">
+              <wp14:pctWidth>0</wp14:pctWidth>
+            </wp14:sizeRelH>
+            <wp14:sizeRelV relativeFrom="page">
+              <wp14:pctHeight>0</wp14:pctHeight>
+            </wp14:sizeRelV>
+          </wp:anchor>
+        </w:drawing>
+      </w:r>
       <w:r>
         <w:rPr>
           <w:noProof/>
@@ -116,7 +181,7 @@
                     <pic:cNvPicPr/>
                   </pic:nvPicPr>
                   <pic:blipFill rotWithShape="1">
-                    <a:blip r:embed="rId4">
+                    <a:blip r:embed="rId5">
                       <a:extLst>
                         <a:ext uri="{28A0092B-C50C-407E-A947-70E740481C1C}">
                           <a14:useLocalDpi xmlns:a14="http://schemas.microsoft.com/office/drawing/2010/main" val="0"/>
@@ -134,75 +199,6 @@
                       <a:ext cx="890270" cy="927100"/>
                     </a:xfrm>
                     <a:prstGeom prst="teardrop">
-                      <a:avLst/>
-                    </a:prstGeom>
-                    <a:ln>
-                      <a:noFill/>
-                    </a:ln>
-                    <a:extLst>
-                      <a:ext uri="{53640926-AAD7-44D8-BBD7-CCE9431645EC}">
-                        <a14:shadowObscured xmlns:a14="http://schemas.microsoft.com/office/drawing/2010/main"/>
-                      </a:ext>
-                    </a:extLst>
-                  </pic:spPr>
-                </pic:pic>
-              </a:graphicData>
-            </a:graphic>
-            <wp14:sizeRelH relativeFrom="page">
-              <wp14:pctWidth>0</wp14:pctWidth>
-            </wp14:sizeRelH>
-            <wp14:sizeRelV relativeFrom="page">
-              <wp14:pctHeight>0</wp14:pctHeight>
-            </wp14:sizeRelV>
-          </wp:anchor>
-        </w:drawing>
-      </w:r>
-      <w:r>
-        <w:rPr>
-          <w:noProof/>
-        </w:rPr>
-        <w:drawing>
-          <wp:anchor distT="0" distB="0" distL="114300" distR="114300" simplePos="0" relativeHeight="251658240" behindDoc="0" locked="0" layoutInCell="1" allowOverlap="1" wp14:anchorId="24D629BB" wp14:editId="0E4813D9">
-            <wp:simplePos x="0" y="0"/>
-            <wp:positionH relativeFrom="column">
-              <wp:posOffset>160655</wp:posOffset>
-            </wp:positionH>
-            <wp:positionV relativeFrom="paragraph">
-              <wp:posOffset>67733</wp:posOffset>
-            </wp:positionV>
-            <wp:extent cx="4805995" cy="4765040"/>
-            <wp:effectExtent l="0" t="0" r="0" b="0"/>
-            <wp:wrapSquare wrapText="bothSides"/>
-            <wp:docPr id="842896876" name="Picture 1"/>
-            <wp:cNvGraphicFramePr>
-              <a:graphicFrameLocks xmlns:a="http://schemas.openxmlformats.org/drawingml/2006/main" noChangeAspect="1"/>
-            </wp:cNvGraphicFramePr>
-            <a:graphic xmlns:a="http://schemas.openxmlformats.org/drawingml/2006/main">
-              <a:graphicData uri="http://schemas.openxmlformats.org/drawingml/2006/picture">
-                <pic:pic xmlns:pic="http://schemas.openxmlformats.org/drawingml/2006/picture">
-                  <pic:nvPicPr>
-                    <pic:cNvPr id="842896876" name=""/>
-                    <pic:cNvPicPr/>
-                  </pic:nvPicPr>
-                  <pic:blipFill rotWithShape="1">
-                    <a:blip r:embed="rId5">
-                      <a:extLst>
-                        <a:ext uri="{28A0092B-C50C-407E-A947-70E740481C1C}">
-                          <a14:useLocalDpi xmlns:a14="http://schemas.microsoft.com/office/drawing/2010/main" val="0"/>
-                        </a:ext>
-                      </a:extLst>
-                    </a:blip>
-                    <a:srcRect l="7836" t="-733" r="7827" b="29015"/>
-                    <a:stretch>
-                      <a:fillRect/>
-                    </a:stretch>
-                  </pic:blipFill>
-                  <pic:spPr bwMode="auto">
-                    <a:xfrm>
-                      <a:off x="0" y="0"/>
-                      <a:ext cx="4805995" cy="4765040"/>
-                    </a:xfrm>
-                    <a:prstGeom prst="ellipse">
                       <a:avLst/>
                     </a:prstGeom>
                     <a:ln>
@@ -840,7 +836,6 @@
   <w:style w:type="character" w:default="1" w:styleId="DefaultParagraphFont">
     <w:name w:val="Default Paragraph Font"/>
     <w:uiPriority w:val="1"/>
-    <w:semiHidden/>
     <w:unhideWhenUsed/>
   </w:style>
   <w:style w:type="table" w:default="1" w:styleId="TableNormal">
